--- a/notes/Goals/Career/Sachin_Koli_Profile_Card.docx
+++ b/notes/Goals/Career/Sachin_Koli_Profile_Card.docx
@@ -1949,7 +1949,7 @@
           <w:tab w:val="right" w:pos="16838"/>
         </w:tabs>
         <w:spacing w:after="170" w:before="0" w:line="173" w:lineRule="exact"/>
-        <w:ind w:left="567"/>
+        <w:ind w:left="567" w:right="567"/>
       </w:pPr>
       <w:r>
         <w:rPr>

--- a/notes/Goals/Career/Sachin_Koli_Profile_Card.docx
+++ b/notes/Goals/Career/Sachin_Koli_Profile_Card.docx
@@ -622,9 +622,9 @@
               <w:right w:val="single" w:color="D2D7D1" w:sz="7" w:space="2"/>
             </w:tcBorders>
             <w:tcMar>
-              <w:top w:type="dxa" w:w="369"/>
+              <w:top w:type="dxa" w:w="295"/>
               <w:left w:type="dxa" w:w="369"/>
-              <w:bottom w:type="dxa" w:w="369"/>
+              <w:bottom w:type="dxa" w:w="295"/>
               <w:right w:type="dxa" w:w="369"/>
             </w:tcMar>
           </w:tcPr>
@@ -687,7 +687,7 @@
                 <w:sz w:val="17"/>
                 <w:szCs w:val="17"/>
               </w:rPr>
-              <w:t xml:space="preserve">Architect of the batch and real-time streaming platform for a </w:t>
+              <w:t xml:space="preserve">Moving a </w:t>
             </w:r>
             <w:r>
               <w:rPr>
@@ -707,12 +707,32 @@
                 <w:sz w:val="17"/>
                 <w:szCs w:val="17"/>
               </w:rPr>
-              <w:t xml:space="preserve">. Event-driven ingestion, hybrid orchestration bridging a legacy enterprise scheduler with cloud workflows, modelled warehouse, provisioned as code.</w:t>
-            </w:r>
-          </w:p>
-          <w:p>
-            <w:pPr>
-              <w:spacing w:after="306" w:before="102" w:line="229" w:lineRule="exact"/>
+              <w:t xml:space="preserve"> off its enterprise data warehouse onto a GCP-native platform against a </w:t>
+            </w:r>
+            <w:r>
+              <w:rPr>
+                <w:rFonts w:ascii="Arial" w:cs="Arial" w:eastAsia="Arial" w:hAnsi="Arial"/>
+                <w:b/>
+                <w:bCs/>
+                <w:color w:val="14181D"/>
+                <w:sz w:val="17"/>
+                <w:szCs w:val="17"/>
+              </w:rPr>
+              <w:t xml:space="preserve">2026 deadline</w:t>
+            </w:r>
+            <w:r>
+              <w:rPr>
+                <w:rFonts w:ascii="Arial" w:cs="Arial" w:eastAsia="Arial" w:hAnsi="Arial"/>
+                <w:color w:val="14181D"/>
+                <w:sz w:val="17"/>
+                <w:szCs w:val="17"/>
+              </w:rPr>
+              <w:t xml:space="preserve">.</w:t>
+            </w:r>
+          </w:p>
+          <w:p>
+            <w:pPr>
+              <w:spacing w:after="193" w:before="68" w:line="229" w:lineRule="exact"/>
             </w:pPr>
             <w:r>
               <w:rPr>
@@ -721,7 +741,7 @@
                 <w:sz w:val="15"/>
                 <w:szCs w:val="15"/>
               </w:rPr>
-              <w:t xml:space="preserve">Confluent Kafka · Cloud Composer · Airflow · dbt · BigQuery · Terraform · CI/CD</w:t>
+              <w:t xml:space="preserve">Kafka · Pub/Sub · GKE · Airflow · dbt · BigQuery · Terraform</w:t>
             </w:r>
           </w:p>
           <w:p>
@@ -737,7 +757,7 @@
                 <w:sz w:val="20"/>
                 <w:szCs w:val="20"/>
               </w:rPr>
-              <w:t xml:space="preserve">Applied AI</w:t>
+              <w:t xml:space="preserve">Card Platform on GCP</w:t>
             </w:r>
             <w:r>
               <w:rPr>
@@ -749,7 +769,7 @@
                 <w:sz w:val="13"/>
                 <w:szCs w:val="13"/>
               </w:rPr>
-              <w:t xml:space="preserve">open source</w:t>
+              <w:t xml:space="preserve">2024 — 2025</w:t>
             </w:r>
           </w:p>
           <w:p>
@@ -763,32 +783,32 @@
                 <w:sz w:val="17"/>
                 <w:szCs w:val="17"/>
               </w:rPr>
-              <w:t xml:space="preserve">A published agent ecosystem: a </w:t>
-            </w:r>
-            <w:r>
-              <w:rPr>
-                <w:rFonts w:ascii="Arial" w:cs="Arial" w:eastAsia="Arial" w:hAnsi="Arial"/>
-                <w:b/>
-                <w:bCs/>
-                <w:color w:val="14181D"/>
-                <w:sz w:val="17"/>
-                <w:szCs w:val="17"/>
-              </w:rPr>
-              <w:t xml:space="preserve">terminal coding agent on npm</w:t>
-            </w:r>
-            <w:r>
-              <w:rPr>
-                <w:rFonts w:ascii="Arial" w:cs="Arial" w:eastAsia="Arial" w:hAnsi="Arial"/>
-                <w:color w:val="14181D"/>
-                <w:sz w:val="17"/>
-                <w:szCs w:val="17"/>
-              </w:rPr>
-              <w:t xml:space="preserve">, and the Rust beneath it — embedding search with an ANN index written from scratch, offline speech recognition, token-efficient web retrieval.</w:t>
-            </w:r>
-          </w:p>
-          <w:p>
-            <w:pPr>
-              <w:spacing w:after="306" w:before="102" w:line="229" w:lineRule="exact"/>
+              <w:t xml:space="preserve">Owned the design migrating the bank's </w:t>
+            </w:r>
+            <w:r>
+              <w:rPr>
+                <w:rFonts w:ascii="Arial" w:cs="Arial" w:eastAsia="Arial" w:hAnsi="Arial"/>
+                <w:b/>
+                <w:bCs/>
+                <w:color w:val="14181D"/>
+                <w:sz w:val="17"/>
+                <w:szCs w:val="17"/>
+              </w:rPr>
+              <w:t xml:space="preserve">whole card-journey estate</w:t>
+            </w:r>
+            <w:r>
+              <w:rPr>
+                <w:rFonts w:ascii="Arial" w:cs="Arial" w:eastAsia="Arial" w:hAnsi="Arial"/>
+                <w:color w:val="14181D"/>
+                <w:sz w:val="17"/>
+                <w:szCs w:val="17"/>
+              </w:rPr>
+              <w:t xml:space="preserve"> — controls, limits, freeze, wallets, view card and PIN — onto GCP microservices behind an API gateway.</w:t>
+            </w:r>
+          </w:p>
+          <w:p>
+            <w:pPr>
+              <w:spacing w:after="193" w:before="68" w:line="229" w:lineRule="exact"/>
             </w:pPr>
             <w:r>
               <w:rPr>
@@ -797,7 +817,7 @@
                 <w:sz w:val="15"/>
                 <w:szCs w:val="15"/>
               </w:rPr>
-              <w:t xml:space="preserve">Rust · TypeScript · ONNX Runtime · HNSW · BM25 hybrid retrieval · MCP · 25+ LLM providers</w:t>
+              <w:t xml:space="preserve">Apigee X · microservices · ID &amp; Auth · scheme connectivity</w:t>
             </w:r>
           </w:p>
           <w:p>
@@ -813,7 +833,7 @@
                 <w:sz w:val="20"/>
                 <w:szCs w:val="20"/>
               </w:rPr>
-              <w:t xml:space="preserve">Payments &amp; Cards</w:t>
+              <w:t xml:space="preserve">Wallets &amp; Click to Pay</w:t>
             </w:r>
             <w:r>
               <w:rPr>
@@ -825,7 +845,7 @@
                 <w:sz w:val="13"/>
                 <w:szCs w:val="13"/>
               </w:rPr>
-              <w:t xml:space="preserve">2022 — 2025</w:t>
+              <w:t xml:space="preserve">2021 — 2024</w:t>
             </w:r>
           </w:p>
           <w:p>
@@ -839,32 +859,32 @@
                 <w:sz w:val="17"/>
                 <w:szCs w:val="17"/>
               </w:rPr>
-              <w:t xml:space="preserve">Led modernisation of </w:t>
-            </w:r>
-            <w:r>
-              <w:rPr>
-                <w:rFonts w:ascii="Arial" w:cs="Arial" w:eastAsia="Arial" w:hAnsi="Arial"/>
-                <w:b/>
-                <w:bCs/>
-                <w:color w:val="14181D"/>
-                <w:sz w:val="17"/>
-                <w:szCs w:val="17"/>
-              </w:rPr>
-              <w:t xml:space="preserve">Digital Cards</w:t>
-            </w:r>
-            <w:r>
-              <w:rPr>
-                <w:rFonts w:ascii="Arial" w:cs="Arial" w:eastAsia="Arial" w:hAnsi="Arial"/>
-                <w:color w:val="14181D"/>
-                <w:sz w:val="17"/>
-                <w:szCs w:val="17"/>
-              </w:rPr>
-              <w:t xml:space="preserve"> — Add to Wallet, card controls, View PIN — from on-premise to GCP, with the secure microservice and cross-cloud API patterns a regulated estate needs.</w:t>
-            </w:r>
-          </w:p>
-          <w:p>
-            <w:pPr>
-              <w:spacing w:after="306" w:before="102" w:line="229" w:lineRule="exact"/>
+              <w:t xml:space="preserve">Put four card brands into </w:t>
+            </w:r>
+            <w:r>
+              <w:rPr>
+                <w:rFonts w:ascii="Arial" w:cs="Arial" w:eastAsia="Arial" w:hAnsi="Arial"/>
+                <w:b/>
+                <w:bCs/>
+                <w:color w:val="14181D"/>
+                <w:sz w:val="17"/>
+                <w:szCs w:val="17"/>
+              </w:rPr>
+              <w:t xml:space="preserve">Apple Pay, Google Pay and Click to Pay</w:t>
+            </w:r>
+            <w:r>
+              <w:rPr>
+                <w:rFonts w:ascii="Arial" w:cs="Arial" w:eastAsia="Arial" w:hAnsi="Arial"/>
+                <w:color w:val="14181D"/>
+                <w:sz w:val="17"/>
+                <w:szCs w:val="17"/>
+              </w:rPr>
+              <w:t xml:space="preserve">, with the token security under them — and the award-winning fraud journey.</w:t>
+            </w:r>
+          </w:p>
+          <w:p>
+            <w:pPr>
+              <w:spacing w:after="193" w:before="68" w:line="229" w:lineRule="exact"/>
             </w:pPr>
             <w:r>
               <w:rPr>
@@ -873,7 +893,83 @@
                 <w:sz w:val="15"/>
                 <w:szCs w:val="15"/>
               </w:rPr>
-              <w:t xml:space="preserve">GCP · microservices · API gateways · containerisation · compliance</w:t>
+              <w:t xml:space="preserve">payment tokens · PGP key exchange · HashiCorp Vault · PCI</w:t>
+            </w:r>
+          </w:p>
+          <w:p>
+            <w:pPr>
+              <w:spacing w:after="79" w:before="0" w:line="238" w:lineRule="exact"/>
+            </w:pPr>
+            <w:r>
+              <w:rPr>
+                <w:rFonts w:ascii="Arial" w:cs="Arial" w:eastAsia="Arial" w:hAnsi="Arial"/>
+                <w:b/>
+                <w:bCs/>
+                <w:color w:val="14181D"/>
+                <w:sz w:val="20"/>
+                <w:szCs w:val="20"/>
+              </w:rPr>
+              <w:t xml:space="preserve">Applied AI</w:t>
+            </w:r>
+            <w:r>
+              <w:rPr>
+                <w:rFonts w:ascii="Consolas" w:cs="Consolas" w:eastAsia="Consolas" w:hAnsi="Consolas"/>
+                <w:i/>
+                <w:iCs/>
+                <w:color w:val="6C7571"/>
+                <w:spacing w:val="6"/>
+                <w:sz w:val="13"/>
+                <w:szCs w:val="13"/>
+              </w:rPr>
+              <w:t xml:space="preserve">open source</w:t>
+            </w:r>
+          </w:p>
+          <w:p>
+            <w:pPr>
+              <w:spacing w:after="0" w:before="0" w:line="248" w:lineRule="exact"/>
+            </w:pPr>
+            <w:r>
+              <w:rPr>
+                <w:rFonts w:ascii="Arial" w:cs="Arial" w:eastAsia="Arial" w:hAnsi="Arial"/>
+                <w:color w:val="14181D"/>
+                <w:sz w:val="17"/>
+                <w:szCs w:val="17"/>
+              </w:rPr>
+              <w:t xml:space="preserve">A published agent ecosystem: a </w:t>
+            </w:r>
+            <w:r>
+              <w:rPr>
+                <w:rFonts w:ascii="Arial" w:cs="Arial" w:eastAsia="Arial" w:hAnsi="Arial"/>
+                <w:b/>
+                <w:bCs/>
+                <w:color w:val="14181D"/>
+                <w:sz w:val="17"/>
+                <w:szCs w:val="17"/>
+              </w:rPr>
+              <w:t xml:space="preserve">terminal coding agent on npm</w:t>
+            </w:r>
+            <w:r>
+              <w:rPr>
+                <w:rFonts w:ascii="Arial" w:cs="Arial" w:eastAsia="Arial" w:hAnsi="Arial"/>
+                <w:color w:val="14181D"/>
+                <w:sz w:val="17"/>
+                <w:szCs w:val="17"/>
+              </w:rPr>
+              <w:t xml:space="preserve">, and the Rust beneath it — embedding search, offline ASR, web retrieval.</w:t>
+            </w:r>
+          </w:p>
+          <w:p>
+            <w:pPr>
+              <w:spacing w:after="193" w:before="68" w:line="229" w:lineRule="exact"/>
+            </w:pPr>
+            <w:r>
+              <w:rPr>
+                <w:rFonts w:ascii="Consolas" w:cs="Consolas" w:eastAsia="Consolas" w:hAnsi="Consolas"/>
+                <w:color w:val="0A5245"/>
+                <w:sz w:val="15"/>
+                <w:szCs w:val="15"/>
+              </w:rPr>
+              <w:t xml:space="preserve">Rust · TypeScript · ONNX · HNSW · BM25 · MCP</w:t>
             </w:r>
           </w:p>
         </w:tc>
@@ -887,9 +983,9 @@
               <w:right w:val="single" w:color="D2D7D1" w:sz="7" w:space="2"/>
             </w:tcBorders>
             <w:tcMar>
-              <w:top w:type="dxa" w:w="369"/>
+              <w:top w:type="dxa" w:w="295"/>
               <w:left w:type="dxa" w:w="369"/>
-              <w:bottom w:type="dxa" w:w="369"/>
+              <w:bottom w:type="dxa" w:w="295"/>
               <w:right w:type="dxa" w:w="369"/>
             </w:tcMar>
           </w:tcPr>
@@ -1124,9 +1220,9 @@
               <w:right w:val="none" w:color="FFFFFF" w:sz="0"/>
             </w:tcBorders>
             <w:tcMar>
-              <w:top w:type="dxa" w:w="369"/>
+              <w:top w:type="dxa" w:w="295"/>
               <w:left w:type="dxa" w:w="369"/>
-              <w:bottom w:type="dxa" w:w="369"/>
+              <w:bottom w:type="dxa" w:w="295"/>
               <w:right w:type="dxa" w:w="369"/>
             </w:tcMar>
           </w:tcPr>
